--- a/weekly assignments/lab04 - csp/Báo_cáo_lab4_csp.docx
+++ b/weekly assignments/lab04 - csp/Báo_cáo_lab4_csp.docx
@@ -31,6 +31,9 @@
       <w:pPr>
         <w:spacing w:before="440" w:after="400"/>
         <w:jc w:val="center"/>
+        <w:rPr>
+          <w:lang w:val="vi-VN"/>
+        </w:rPr>
       </w:pPr>
       <w:r>
         <w:rPr>
@@ -77,44 +80,97 @@
       <w:pPr>
         <w:spacing w:after="160"/>
         <w:jc w:val="center"/>
+        <w:rPr>
+          <w:lang w:val="vi-VN"/>
+        </w:rPr>
       </w:pPr>
       <w:r>
         <w:rPr>
           <w:b/>
           <w:sz w:val="32"/>
-        </w:rPr>
-        <w:t>BÁO CÁO BÀI TẬP NHÓM - LAB03</w:t>
+          <w:lang w:val="vi-VN"/>
+        </w:rPr>
+        <w:t xml:space="preserve">BÁO CÁO BÀI TẬP NHÓM </w:t>
+      </w:r>
+      <w:r>
+        <w:rPr>
+          <w:b/>
+          <w:sz w:val="32"/>
+          <w:lang w:val="vi-VN"/>
+        </w:rPr>
+        <w:t>–</w:t>
+      </w:r>
+      <w:r>
+        <w:rPr>
+          <w:b/>
+          <w:sz w:val="32"/>
+          <w:lang w:val="vi-VN"/>
+        </w:rPr>
+        <w:t xml:space="preserve"> </w:t>
+      </w:r>
+      <w:r>
+        <w:rPr>
+          <w:b/>
+          <w:sz w:val="32"/>
+          <w:lang w:val="vi-VN"/>
+        </w:rPr>
+        <w:t>LAB04</w:t>
       </w:r>
     </w:p>
     <w:p>
       <w:pPr>
         <w:spacing w:after="280"/>
         <w:jc w:val="center"/>
-      </w:pPr>
-      <w:r>
         <w:rPr>
           <w:b/>
           <w:sz w:val="32"/>
-        </w:rPr>
-        <w:t xml:space="preserve">CHỦ ĐỀ: </w:t>
-      </w:r>
+          <w:lang w:val="vi-VN"/>
+        </w:rPr>
+      </w:pPr>
       <w:r>
         <w:rPr>
           <w:b/>
           <w:sz w:val="32"/>
-        </w:rPr>
-        <w:t>BÀI TOÁN THỎA MÃN RÀNG BUỘC (CSP)</w:t>
-      </w:r>
+          <w:lang w:val="vi-VN"/>
+        </w:rPr>
+        <w:t>CHỦ ĐỀ: BÀI TOÁN THỎA MÃN RÀNG BUỘC (CSP)</w:t>
+      </w:r>
+      <w:r>
+        <w:rPr>
+          <w:b/>
+          <w:sz w:val="32"/>
+          <w:lang w:val="vi-VN"/>
+        </w:rPr>
+        <w:t>\</w:t>
+      </w:r>
+    </w:p>
+    <w:p>
+      <w:pPr>
+        <w:spacing w:after="280"/>
+        <w:jc w:val="center"/>
+        <w:rPr>
+          <w:sz w:val="32"/>
+          <w:szCs w:val="32"/>
+          <w:lang w:val="vi-VN"/>
+        </w:rPr>
+      </w:pPr>
     </w:p>
     <w:p>
       <w:pPr>
         <w:spacing w:after="80"/>
         <w:jc w:val="center"/>
+        <w:rPr>
+          <w:sz w:val="32"/>
+          <w:szCs w:val="32"/>
+          <w:lang w:val="vi-VN"/>
+        </w:rPr>
       </w:pPr>
       <w:r>
         <w:rPr>
           <w:b/>
-          <w:sz w:val="28"/>
+          <w:sz w:val="32"/>
+          <w:szCs w:val="32"/>
+          <w:lang w:val="vi-VN"/>
         </w:rPr>
         <w:t>MÔN HỌC: TRÍ TUỆ NHÂN TẠO NÂNG CAO - 841458</w:t>
       </w:r>
@@ -123,14 +179,32 @@
       <w:pPr>
         <w:spacing w:after="280"/>
         <w:jc w:val="center"/>
+        <w:rPr>
+          <w:b/>
+          <w:sz w:val="32"/>
+          <w:szCs w:val="32"/>
+          <w:lang w:val="vi-VN"/>
+        </w:rPr>
       </w:pPr>
       <w:r>
         <w:rPr>
           <w:b/>
+          <w:sz w:val="32"/>
+          <w:szCs w:val="32"/>
+        </w:rPr>
+        <w:t>GIẢNG VIÊN: ĐỖ NHƯ TÀI</w:t>
+      </w:r>
+    </w:p>
+    <w:p>
+      <w:pPr>
+        <w:spacing w:after="280"/>
+        <w:jc w:val="center"/>
+        <w:rPr>
           <w:sz w:val="28"/>
-        </w:rPr>
-        <w:t>GIẢNG VIÊN: ĐỖ NHƯ TÀI</w:t>
-      </w:r>
+          <w:szCs w:val="28"/>
+          <w:lang w:val="vi-VN"/>
+        </w:rPr>
+      </w:pPr>
     </w:p>
     <w:tbl>
       <w:tblPr>
@@ -145,6 +219,7 @@
       </w:tblGrid>
       <w:tr>
         <w:trPr>
+          <w:trHeight w:val="433"/>
           <w:jc w:val="center"/>
         </w:trPr>
         <w:tc>
@@ -155,13 +230,15 @@
             <w:pPr>
               <w:spacing w:before="20" w:after="20"/>
               <w:rPr>
-                <w:szCs w:val="26"/>
+                <w:sz w:val="28"/>
+                <w:szCs w:val="28"/>
               </w:rPr>
             </w:pPr>
             <w:r>
               <w:rPr>
                 <w:b/>
-                <w:szCs w:val="26"/>
+                <w:sz w:val="28"/>
+                <w:szCs w:val="28"/>
               </w:rPr>
               <w:t xml:space="preserve">Sinh </w:t>
             </w:r>
@@ -169,7 +246,8 @@
             <w:r>
               <w:rPr>
                 <w:b/>
-                <w:szCs w:val="26"/>
+                <w:sz w:val="28"/>
+                <w:szCs w:val="28"/>
               </w:rPr>
               <w:t>viên</w:t>
             </w:r>
@@ -177,7 +255,8 @@
             <w:r>
               <w:rPr>
                 <w:b/>
-                <w:szCs w:val="26"/>
+                <w:sz w:val="28"/>
+                <w:szCs w:val="28"/>
               </w:rPr>
               <w:t xml:space="preserve"> </w:t>
             </w:r>
@@ -185,7 +264,8 @@
             <w:r>
               <w:rPr>
                 <w:b/>
-                <w:szCs w:val="26"/>
+                <w:sz w:val="28"/>
+                <w:szCs w:val="28"/>
               </w:rPr>
               <w:t>thực</w:t>
             </w:r>
@@ -193,7 +273,8 @@
             <w:r>
               <w:rPr>
                 <w:b/>
-                <w:szCs w:val="26"/>
+                <w:sz w:val="28"/>
+                <w:szCs w:val="28"/>
               </w:rPr>
               <w:t xml:space="preserve"> </w:t>
             </w:r>
@@ -201,7 +282,8 @@
             <w:r>
               <w:rPr>
                 <w:b/>
-                <w:szCs w:val="26"/>
+                <w:sz w:val="28"/>
+                <w:szCs w:val="28"/>
               </w:rPr>
               <w:t>hiện</w:t>
             </w:r>
@@ -217,13 +299,15 @@
               <w:spacing w:before="20" w:after="20"/>
               <w:jc w:val="center"/>
               <w:rPr>
-                <w:szCs w:val="26"/>
+                <w:sz w:val="28"/>
+                <w:szCs w:val="28"/>
               </w:rPr>
             </w:pPr>
             <w:r>
               <w:rPr>
                 <w:b/>
-                <w:szCs w:val="26"/>
+                <w:sz w:val="28"/>
+                <w:szCs w:val="28"/>
               </w:rPr>
               <w:t>MSSV</w:t>
             </w:r>
@@ -232,6 +316,7 @@
       </w:tr>
       <w:tr>
         <w:trPr>
+          <w:trHeight w:val="553"/>
           <w:jc w:val="center"/>
         </w:trPr>
         <w:tc>
@@ -242,20 +327,23 @@
             <w:pPr>
               <w:spacing w:before="20" w:after="20"/>
               <w:rPr>
-                <w:szCs w:val="26"/>
+                <w:sz w:val="28"/>
+                <w:szCs w:val="28"/>
               </w:rPr>
             </w:pPr>
             <w:proofErr w:type="spellStart"/>
             <w:r>
               <w:rPr>
-                <w:szCs w:val="26"/>
+                <w:sz w:val="28"/>
+                <w:szCs w:val="28"/>
               </w:rPr>
               <w:t>Đỗ</w:t>
             </w:r>
             <w:proofErr w:type="spellEnd"/>
             <w:r>
               <w:rPr>
-                <w:szCs w:val="26"/>
+                <w:sz w:val="28"/>
+                <w:szCs w:val="28"/>
               </w:rPr>
               <w:t xml:space="preserve"> Duy Quý</w:t>
             </w:r>
@@ -270,12 +358,14 @@
               <w:spacing w:before="20" w:after="20"/>
               <w:jc w:val="center"/>
               <w:rPr>
-                <w:szCs w:val="26"/>
+                <w:sz w:val="28"/>
+                <w:szCs w:val="28"/>
               </w:rPr>
             </w:pPr>
             <w:r>
               <w:rPr>
-                <w:szCs w:val="26"/>
+                <w:sz w:val="28"/>
+                <w:szCs w:val="28"/>
               </w:rPr>
               <w:t>3123560073</w:t>
             </w:r>
@@ -284,6 +374,7 @@
       </w:tr>
       <w:tr>
         <w:trPr>
+          <w:trHeight w:val="561"/>
           <w:jc w:val="center"/>
         </w:trPr>
         <w:tc>
@@ -294,20 +385,23 @@
             <w:pPr>
               <w:spacing w:before="20" w:after="20"/>
               <w:rPr>
-                <w:szCs w:val="26"/>
+                <w:sz w:val="28"/>
+                <w:szCs w:val="28"/>
               </w:rPr>
             </w:pPr>
             <w:proofErr w:type="spellStart"/>
             <w:r>
               <w:rPr>
-                <w:szCs w:val="26"/>
+                <w:sz w:val="28"/>
+                <w:szCs w:val="28"/>
               </w:rPr>
               <w:t>Lư</w:t>
             </w:r>
             <w:proofErr w:type="spellEnd"/>
             <w:r>
               <w:rPr>
-                <w:szCs w:val="26"/>
+                <w:sz w:val="28"/>
+                <w:szCs w:val="28"/>
               </w:rPr>
               <w:t xml:space="preserve"> Hồng Phúc</w:t>
             </w:r>
@@ -322,12 +416,14 @@
               <w:spacing w:before="20" w:after="20"/>
               <w:jc w:val="center"/>
               <w:rPr>
-                <w:szCs w:val="26"/>
+                <w:sz w:val="28"/>
+                <w:szCs w:val="28"/>
               </w:rPr>
             </w:pPr>
             <w:r>
               <w:rPr>
-                <w:szCs w:val="26"/>
+                <w:sz w:val="28"/>
+                <w:szCs w:val="28"/>
               </w:rPr>
               <w:t>3123410274</w:t>
             </w:r>
@@ -336,6 +432,7 @@
       </w:tr>
       <w:tr>
         <w:trPr>
+          <w:trHeight w:val="555"/>
           <w:jc w:val="center"/>
         </w:trPr>
         <w:tc>
@@ -346,12 +443,14 @@
             <w:pPr>
               <w:spacing w:before="20" w:after="20"/>
               <w:rPr>
-                <w:szCs w:val="26"/>
+                <w:sz w:val="28"/>
+                <w:szCs w:val="28"/>
               </w:rPr>
             </w:pPr>
             <w:r>
               <w:rPr>
-                <w:szCs w:val="26"/>
+                <w:sz w:val="28"/>
+                <w:szCs w:val="28"/>
               </w:rPr>
               <w:t>Nguyễn Hữu Tri</w:t>
             </w:r>
@@ -366,12 +465,14 @@
               <w:spacing w:before="20" w:after="20"/>
               <w:jc w:val="center"/>
               <w:rPr>
-                <w:szCs w:val="26"/>
+                <w:sz w:val="28"/>
+                <w:szCs w:val="28"/>
               </w:rPr>
             </w:pPr>
             <w:r>
               <w:rPr>
-                <w:szCs w:val="26"/>
+                <w:sz w:val="28"/>
+                <w:szCs w:val="28"/>
               </w:rPr>
               <w:t>3123410387</w:t>
             </w:r>
@@ -380,6 +481,7 @@
       </w:tr>
       <w:tr>
         <w:trPr>
+          <w:trHeight w:val="563"/>
           <w:jc w:val="center"/>
         </w:trPr>
         <w:tc>
@@ -390,12 +492,14 @@
             <w:pPr>
               <w:spacing w:before="20" w:after="20"/>
               <w:rPr>
-                <w:szCs w:val="26"/>
+                <w:sz w:val="28"/>
+                <w:szCs w:val="28"/>
               </w:rPr>
             </w:pPr>
             <w:r>
               <w:rPr>
-                <w:szCs w:val="26"/>
+                <w:sz w:val="28"/>
+                <w:szCs w:val="28"/>
               </w:rPr>
               <w:t>Nguyễn Đăng Khoa</w:t>
             </w:r>
@@ -410,12 +514,14 @@
               <w:spacing w:before="20" w:after="20"/>
               <w:jc w:val="center"/>
               <w:rPr>
-                <w:szCs w:val="26"/>
+                <w:sz w:val="28"/>
+                <w:szCs w:val="28"/>
               </w:rPr>
             </w:pPr>
             <w:r>
               <w:rPr>
-                <w:szCs w:val="26"/>
+                <w:sz w:val="28"/>
+                <w:szCs w:val="28"/>
               </w:rPr>
               <w:t>3123410169</w:t>
             </w:r>
@@ -426,46 +532,6 @@
     <w:p>
       <w:pPr>
         <w:spacing w:after="20"/>
-      </w:pPr>
-    </w:p>
-    <w:p>
-      <w:pPr>
-        <w:spacing w:before="400"/>
-        <w:jc w:val="center"/>
-        <w:rPr>
-          <w:b/>
-          <w:lang w:val="vi-VN"/>
-        </w:rPr>
-      </w:pPr>
-    </w:p>
-    <w:p>
-      <w:pPr>
-        <w:spacing w:before="400"/>
-        <w:jc w:val="center"/>
-        <w:rPr>
-          <w:b/>
-          <w:lang w:val="vi-VN"/>
-        </w:rPr>
-      </w:pPr>
-    </w:p>
-    <w:p>
-      <w:pPr>
-        <w:spacing w:before="400"/>
-        <w:jc w:val="center"/>
-        <w:rPr>
-          <w:b/>
-          <w:lang w:val="vi-VN"/>
-        </w:rPr>
-      </w:pPr>
-    </w:p>
-    <w:p>
-      <w:pPr>
-        <w:spacing w:before="400"/>
-        <w:jc w:val="center"/>
-        <w:rPr>
-          <w:b/>
-          <w:lang w:val="vi-VN"/>
-        </w:rPr>
       </w:pPr>
     </w:p>
     <w:p>
@@ -3361,6 +3427,9 @@
     <w:p>
       <w:pPr>
         <w:pStyle w:val="Heading2"/>
+        <w:rPr>
+          <w:lang w:val="vi-VN"/>
+        </w:rPr>
       </w:pPr>
       <w:bookmarkStart w:id="1" w:name="_Toc243678194"/>
       <w:r>
@@ -4168,25 +4237,12 @@
               <w:spacing w:before="40" w:after="40"/>
             </w:pPr>
             <w:proofErr w:type="spellStart"/>
-            <w:proofErr w:type="gramStart"/>
-            <w:r>
-              <w:t>time.perf</w:t>
-            </w:r>
-            <w:proofErr w:type="gramEnd"/>
-            <w:r>
-              <w:t>_</w:t>
-            </w:r>
-            <w:proofErr w:type="gramStart"/>
-            <w:r>
-              <w:t>counter</w:t>
-            </w:r>
-            <w:proofErr w:type="spellEnd"/>
-            <w:r>
-              <w:t>(</w:t>
-            </w:r>
-            <w:proofErr w:type="gramEnd"/>
-            <w:r>
-              <w:t xml:space="preserve">); đo </w:t>
+            <w:r>
+              <w:t>time.perf_counter</w:t>
+            </w:r>
+            <w:proofErr w:type="spellEnd"/>
+            <w:r>
+              <w:t xml:space="preserve">(); đo </w:t>
             </w:r>
             <w:proofErr w:type="spellStart"/>
             <w:r>
@@ -19457,15 +19513,7 @@
               <w:spacing w:before="40" w:after="40"/>
             </w:pPr>
             <w:r>
-              <w:t>[</w:t>
-            </w:r>
-            <w:proofErr w:type="gramStart"/>
-            <w:r>
-              <w:t>3, 0</w:t>
-            </w:r>
-            <w:proofErr w:type="gramEnd"/>
-            <w:r>
-              <w:t>, 0, 0]</w:t>
+              <w:t>[3, 0, 0, 0]</w:t>
             </w:r>
           </w:p>
         </w:tc>
@@ -19522,15 +19570,7 @@
               <w:spacing w:before="40" w:after="40"/>
             </w:pPr>
             <w:r>
-              <w:t xml:space="preserve">[0, 1, 1, 5, </w:t>
-            </w:r>
-            <w:proofErr w:type="gramStart"/>
-            <w:r>
-              <w:t>3, 0</w:t>
-            </w:r>
-            <w:proofErr w:type="gramEnd"/>
-            <w:r>
-              <w:t>, 0, 0]</w:t>
+              <w:t>[0, 1, 1, 5, 3, 0, 0, 0]</w:t>
             </w:r>
           </w:p>
         </w:tc>
@@ -33765,21 +33805,7 @@
               <w:rPr>
                 <w:lang w:val="fr-FR"/>
               </w:rPr>
-              <w:t xml:space="preserve"> 6.3–6.</w:t>
-            </w:r>
-            <w:proofErr w:type="gramStart"/>
-            <w:r>
-              <w:rPr>
-                <w:lang w:val="fr-FR"/>
-              </w:rPr>
-              <w:t>4:</w:t>
-            </w:r>
-            <w:proofErr w:type="gramEnd"/>
-            <w:r>
-              <w:rPr>
-                <w:lang w:val="fr-FR"/>
-              </w:rPr>
-              <w:t xml:space="preserve"> RR, SA </w:t>
+              <w:t xml:space="preserve"> 6.3–6.4: RR, SA </w:t>
             </w:r>
             <w:proofErr w:type="spellStart"/>
             <w:r>
@@ -35154,25 +35180,18 @@
               <w:spacing w:before="40" w:after="40"/>
             </w:pPr>
             <w:proofErr w:type="spellStart"/>
-            <w:proofErr w:type="gramStart"/>
             <w:r>
               <w:t>settings.json</w:t>
             </w:r>
             <w:proofErr w:type="spellEnd"/>
-            <w:proofErr w:type="gramEnd"/>
             <w:r>
               <w:t xml:space="preserve">; </w:t>
             </w:r>
             <w:proofErr w:type="spellStart"/>
             <w:r>
-              <w:t>queens_</w:t>
-            </w:r>
-            <w:proofErr w:type="gramStart"/>
-            <w:r>
-              <w:t>settings.json</w:t>
-            </w:r>
-            <w:proofErr w:type="spellEnd"/>
-            <w:proofErr w:type="gramEnd"/>
+              <w:t>queens_settings.json</w:t>
+            </w:r>
+            <w:proofErr w:type="spellEnd"/>
           </w:p>
         </w:tc>
         <w:tc>
@@ -35255,13 +35274,8 @@
               <w:spacing w:before="40" w:after="40"/>
             </w:pPr>
             <w:r>
-              <w:t>lab04_combined_summary.csv; lab04_</w:t>
-            </w:r>
-            <w:proofErr w:type="gramStart"/>
-            <w:r>
-              <w:t>audit.json</w:t>
-            </w:r>
-            <w:proofErr w:type="gramEnd"/>
+              <w:t>lab04_combined_summary.csv; lab04_audit.json</w:t>
+            </w:r>
           </w:p>
         </w:tc>
         <w:tc>
